--- a/example_articles/states/Washington/5.states_Washington_Other_publisher.docx
+++ b/example_articles/states/Washington/5.states_Washington_Other_publisher.docx
@@ -27,17 +27,17 @@
     </w:p>
     <w:p>
       <w:r>
-        <w:t>Source File: Other publishers/Files (500) (26).DOCX</w:t>
+        <w:t>Source file: Other publishers/Files (500) (26).DOCX</w:t>
       </w:r>
     </w:p>
     <w:p>
       <w:r>
-        <w:t>Raw locations result: ['Washington']</w:t>
+        <w:t>Raw locations result, 'locations': ['Washington']</w:t>
       </w:r>
     </w:p>
     <w:p>
       <w:r>
-        <w:t>states_stand_flat (Standardized): Washington</w:t>
+        <w:t>Standardized locations result, 'states_stand_flat': Washington</w:t>
       </w:r>
     </w:p>
     <w:p>

--- a/example_articles/states/Washington/5.states_Washington_Other_publisher.docx
+++ b/example_articles/states/Washington/5.states_Washington_Other_publisher.docx
@@ -7,7 +7,7 @@
         <w:pStyle w:val="Heading1"/>
       </w:pPr>
       <w:r>
-        <w:t>CARTOONIST WITH AN EDGE ROBERT CRUMB, CREATOR OF FRITZ THE CAT, DIDN'T WANT A DOCUMENTARY ABOUT HIS FAMILY'S LIFE. BUT FILMMAKER TERRY ZWIGOFF WAS PERSISTENT. THE INTIMATE - AND PAINFUL - RESULT HAS WON RAVES.</w:t>
+        <w:t>Two people, different worlds</w:t>
       </w:r>
     </w:p>
     <w:p>
@@ -17,17 +17,17 @@
     </w:p>
     <w:p>
       <w:r>
-        <w:t>Date: 1995-06-04</w:t>
+        <w:t>Date: 2008-06-10</w:t>
       </w:r>
     </w:p>
     <w:p>
       <w:r>
-        <w:t>Section: FEATURES ENTERTAINMENT; Pg. K01</w:t>
+        <w:t>Section: LIFE; Pg. 4D</w:t>
       </w:r>
     </w:p>
     <w:p>
       <w:r>
-        <w:t>Source file: Other publishers/Files (500) (26).DOCX</w:t>
+        <w:t>Source file: Other publishers/Files (500) (11).DOCX</w:t>
       </w:r>
     </w:p>
     <w:p>
@@ -49,75 +49,37 @@
     </w:p>
     <w:p>
       <w:r>
-        <w:t>Terry Zwigoff first spent a night in the Crumb household in Philadelphia sometime in the early '70s. There was Charles, the eldest son, a disheveled recluse whose dark bedroom was piled with books. There was Beatrice, the chain-smoking mother, cooking a pot of spaghetti in the kitchen. And there was Charles Sr., the father, a tight-faced former Marine who once authored a management handbook titled Training People Effectively.</w:t>
+        <w:t>The Other</w:t>
         <w:br/>
-        <w:t>Zwigoff, a San Francisco musician and record collector, was there with his buddy Robert Crumb. It was Robert's first visit home in a while. Robert's father walked through the door, Zwigoff recalls. "He shook his hand, said, 'Hello, Robert,' and disappeared. He didn't come down for dinner. He went upstairs and locked himself in his room."</w:t>
+        <w:t>By David Guterson</w:t>
         <w:br/>
-        <w:t>Zwigoff, Robert and Robert's older brother, Charles, spent most of the night talking: about comic books, which the siblings had drawn as children and which had since made Robert a very famous guy. About their other brother, Maxon, who lived in a San Francisco rooming house where he painted intense canvases and spent hours daily on a bed of nails. About their father, whom Charles termed "an overbearing tyrant." About the link between narcissism and homicide. About the girls they lusted after in Milford (Del.) High. About Robert's childhood sexual attraction for Sheena, Queen of the Jungle (understandable) and Bugs Bunny (well . . .? ).</w:t>
+        <w:t>Knopf, 256 pp., $24.95</w:t>
         <w:br/>
-        <w:t>"I found myself telling stories about that evening to friends of mine for years afterwards," Zwigoff says. "Eventually, when I became a filmmaker, I wanted to tell this story. Especially about the connection of these three brothers and their art. Although the portrait of this family was fascinating, it was the art that was most interesting - how individual each one's style was, and how personal and how talented they all were but how only one of them</w:t>
+        <w:t>If nothing else, David Guterson has been an excellent promoter of his beloved Northwest. He is a Washington state boy through and through, setting his novels amid the beauty of the region, beginning with his best-selling Snow Falling on Cedars.</w:t>
         <w:br/>
-        <w:t>succeeded."</w:t>
+        <w:t>Now he's back with his newest novel, The Other, in which he once again shows off the Seattle area's assets, right down to where to get the best hamburger (Dick's). He also once again shows that he knows a few things about telling a good tale.</w:t>
         <w:br/>
-        <w:t>It took nine years, but Zwigoff made his movie - which includes a return visit to the Crumb home and a recording of much of the conversation he had heard a decade earlier. Charles Sr. had died in the intervening years, but his presence still loomed large, and ominous, in the brothers' psyches.</w:t>
+        <w:t>The Other is the story of two boys who become friends as teenagers, only to go in radically different directions as adults.</w:t>
         <w:br/>
-        <w:t>At the beginning of the extraordinary documentary Crumb, which opens Friday at the Ritz at the Bourse, cartoonist R. Crumb - stick-thin, stooped-over and appending a jumpy titter to every phrase - stands at a podium at Moore College of Art explaining himself to a reverent crowd. He tells the audience how he'll forever be known for three things: those "Keep On Truckin' " mud flaps on the wheels of tractor-trailers; the 1968 Cheap Thrills album cover he did for Janis Joplin's blues band, Big Brother and the Holding Company; and Fritz the Cat.</w:t>
+        <w:t>Neil Countryman, the narrator, is born into a working-class Irish family and takes the traditional route. Family man, English teacher. He even recites Robert Frost's The Road Not Taken at every graduation.</w:t>
         <w:br/>
-        <w:t>Crumb reports how he doesn't see a dime from the "Keep on Truckin' " merchandise, how he was paid a measly $600 for the album artwork (which Columbia Records kept and which, a few years ago, brought $23,000 at a Sotheby's auction), and how his horny, hustling alley cat was turned into an animated movie that ruined the character forever.</w:t>
+        <w:t>Meanwhile, John William Barry, a trust-fund child from a fancy family in posh Laurelhurst on Lake Washington, drops out of college to live the life of a hermit in a remote valley of the Olympic Peninsula.</w:t>
         <w:br/>
-        <w:t>Bitter? You bet.</w:t>
+        <w:t>But the two men remain in touch. Countryman visits Barry's rustic abode (a cave) regularly, bringing him everything from Playboy magazines to M&amp;M's.</w:t>
         <w:br/>
-        <w:t>Crumb is a portrait of the artist as misanthropic genius, a compulsively shy guy who nonetheless turns weirdly garrulous in the company of certain big- boned women - women who resemble the thick-legged, large-buttocked "fertility goddess babes" who have populated the panels of Crumb's libido-driven cartoons since the first Zap Comix came out of San Francisco's Haight-Ashbury in 1967.</w:t>
+        <w:t>Not that Barry is always grateful. He brands Countryman "a loyal citizen of the hamburger world."</w:t>
         <w:br/>
-        <w:t>It is a testament to Zwigoff and Crumb's friendship - forged over stacks of old 78s in stores selling obscure string-band recordings - that the film exists at all. Crumb, who is 51 now, resisted the idea for years, and acceded to let himself and his family be filmed only after his brother Charles and his mother surprisingly gave their OK.</w:t>
+        <w:t>Barry also asks Countryman to keep his secret, to help him disappear from society, which leaves Countryman with an ethical dilemma: whether to tell Barry's family.</w:t>
         <w:br/>
-        <w:t>"At that point, which was 1985, it was too late for Robert to say no," says the 46-year-old filmmaker, "because they had both agreed to participate. But I think he still felt safe in the fact that he knew how hard it would be for me to raise money to get the thing done, how long it would take and how, by the time it came out, probably nobody would see it anyway, like my first film." Zwigoff's first film, Louie Bluie, was a documentary about obscure blues musician Howard Armstrong. He remained obscure after Zwigoff's movie was made.</w:t>
+        <w:t>Revelations follow, as do some interesting twists, including some very good news for Countryman, but maybe not soon enough.</w:t>
         <w:br/>
-        <w:t>Alas for R. Crumb, the film bearing his name has prompted an altogether different sort of response: uniformly rave reviews, a grand prize at the Sundance Film Festival, and thriving theatrical runs in New York, Los Angeles and other markets. Moviehouses screening Crumb are even selling Devil Girl Choco-Bars - candy served in a Crumb-illustrated wrapper.</w:t>
+        <w:t>The pace of The Other is slow.</w:t>
         <w:br/>
-        <w:t>Crumb lives in the French countryside these days with his wife, Aline Kominsky-Crumb, and their 13-year-old daughter, Sophie - in a four-story medieval farmhouse acquired from the sale of six Crumb sketchbooks. Always ornery to the press, he has refused to do any interviews relating to the movie. Or anything else.</w:t>
+        <w:t>At times Countryman can sound much like a loquacious uncle who drones on and on the Thanksgiving table.</w:t>
         <w:br/>
-        <w:t>"He was very upset when Sony Classics picked it up and the film became more of a mainstream thing," reports Zwigoff. He was even more upset after he saw the documentary, with its intimate accounts of childhood traumas, its portrait of two painfully troubled brothers and an amphetamine-addicted mother, its commentary from critics both praising and denouncing the creator of Mr. Natural, Flakey Foont, Angelfood McSpade and other seminal underground comics characters.</w:t>
+        <w:t>But if you love Guterson's often meandering yet eloquent style, The Other will fill you up as much as a good burger.</w:t>
         <w:br/>
-        <w:t>It's impossible to say which would pain Crumb more: a lacerating analysis of the artist's misogynist proclivities and "arrested juvenile vision" by Mother Jones editor Deidre English, or a quintessentially art critic-y</w:t>
-        <w:br/>
-        <w:t>comparison of Crumb to Daumier, Goya and van Gogh by Time magazine's Robert Hughes.</w:t>
-        <w:br/>
-        <w:t>"Crumb called me up after he saw the tape," Zwigoff recounts, sitting in a coffee shop near Central Park. "He said that it was an absolutely excruciating experience for him from the first second to last. He said, 'After I saw it I had to go for a walk in the woods, just to clear my head. I took my favorite hat off, this hat that I've had for 25 years, and I threw it off a cliff.' He said, 'I don't want to be R. Crumb anymore.'</w:t>
-        <w:br/>
-        <w:t>"I said, 'What does that mean?' "</w:t>
-        <w:br/>
-        <w:t>A few weeks later, Crumb and his wife, Aline, herself a comic artist, elaborated across two pages of the New Yorker. Depicting themselves in a series of panels, the couple engaged in a miserably neurotic post-screening critique as they ambled the countryside near Nimes, France.</w:t>
-        <w:br/>
-        <w:t>Aline: I know people think we "tell all" in our comics, so what's the big deal about a little film made about us?</w:t>
-        <w:br/>
-        <w:t>Robert: It's different somehow. . . . We control the comics. . . . We only tell them what we want them to know.</w:t>
-        <w:br/>
-        <w:t>Aline: An' they assume it's all true. . . . Well, we're both adults. We let Terry, our dear friend, film us. He didn't exactly force us to do it.</w:t>
-        <w:br/>
-        <w:t>Robert: No, but he was kind of creatively at a loss and we felt responsible for his well-being, so we let him film the intimate details of our life!</w:t>
-        <w:br/>
-        <w:t>Zwigoff, reacting to his friends' New Yorker comic strip in a subsequent interview, shrugs:</w:t>
-        <w:br/>
-        <w:t>"I'm not too worried about our friendship. Robert's first reaction, oftentimes, is rather emotional and extreme. . . . I worry more about this having repercussions in his life that are really out of my control. I feel like I pushed this boulder off a cliff and it's just gathering momentum. It's out of my hands at this point. Obviously, I don't think it's going to become a big hit film like Legends of the Fall or Dumb and Dumber, but I do know it could have some negative repercussions in his life."</w:t>
-        <w:br/>
-        <w:t>Zwigoff, who, over the years, has played in Crumb's string band, the Cheap Suit Serenaders, shares a similarly dark, cynical world view with the subject of his film. "The movie let out a lot of my anger and my disgust with the culture as well as Crumb's," he confesses. "Certainly that's one of the reasons we're friends - we share a lot of that alienation and that disgust with modern America. So I tried to vicariously get it out, and it was easy for me because he takes all the heat. I'm hiding behind the camera."</w:t>
-        <w:br/>
-        <w:t>And if it's a mutual loathing of the world out there that forms the basis of the two men's friendship, Zwigoff, while making the film, struggled mightily not to compromise that trust - with either Crumb or his family.</w:t>
-        <w:br/>
-        <w:t>"I like his mother, I like his brothers, I like his family and I wanted to be fair," Zwigoff says. "That's one of the reasons I gave them so much film- time. I knew if I gave them just a little bit of film-time that people might just write them off as a couple of nutcases. Yeah, they're pretty crazy and eccentric, but you can learn a lot from them. They're smart, sophisticated people.</w:t>
-        <w:br/>
-        <w:t>"It's strange. I immediately hit it off with them. And I gotta tell you, I don't have many close friends, and if I do wind up making friends with somebody it takes me a long time, usually. But there was something about them that I felt immediately comfortable with, and what you see on that film is exactly how they related to me when I was there without a camera."</w:t>
-        <w:br/>
-        <w:t>What you see on that film is a family that lived in a series of working- class neighborhoods in Philadelphia and Delaware; a family that is beset by depression, dysfunction and disarray. Extremely bright and talented, Charles Jr. seems to have spent most of his adult life cloistered in his room. (His first and last job, apparently, was in the late 1960s, as a phone solicitor for The Philadelphia Inquirer.) Max, filmed in his hotel room and on a San Francisco street corner, seated in the lotus pose with a beggar bowl in front of him, is a painter, an ascetic and an admitted sex offender who has spent time in mental institutions.</w:t>
-        <w:br/>
-        <w:t>And Robert, with his Coke-bottle glasses and porkpie hat, his sketchbooks, his hallucinogenic cartoon reveries, his scary, funny, pornographic id-trips, his obsessions for buxom women teetering on chunky-heeled platform shoes . . .</w:t>
-        <w:br/>
-        <w:t>Since the film's release, Crumb, says Zwigoff, has not only doffed that trademark hat but grown a beard and long hair, somewhat resembling a skittish, skinny Mr. Natural. And the star of Zwigoff's film has offered the filmmaker some friendly advice: "Crumb keeps encouraging me never to make another film. He says the coolest thing I could do right now, with people calling and saying 'Let's make a film,' is to say, 'I don't really have any interest in making another movie.' He's so disgusted with the movie business. . . . He said, 'Don't get trapped in that. Just forget it. Do something else. Take up watch repair.' "</w:t>
-        <w:br/>
-        <w:t>Watch repair?</w:t>
-        <w:br/>
-        <w:t>"Yes," Zwigoff chuckles. "He very sincerely was trying to get me to go into watch repair. Thanks, Robert. Good advice. Especially when all watches are digital now. You can't even repair them. . . . He said, 'You know, you need a trade, a job where you can work alone.' "</w:t>
+        <w:t xml:space="preserve">From Dick's, of course. </w:t>
         <w:br/>
         <w:br/>
         <w:t>Graphic</w:t>
@@ -125,28 +87,9 @@
         <w:br/>
         <w:t xml:space="preserve"> </w:t>
         <w:br/>
-        <w:t>PHOTO;</w:t>
+        <w:t>PHOTO, B/W, Alan Berner</w:t>
         <w:br/>
-        <w:br/>
-        <w:t>PHOTO (4)</w:t>
-        <w:br/>
-        <w:t>1. Mr. Natural is one of the underground comic creations of R. (for Robert)</w:t>
-        <w:br/>
-        <w:t>Crumb.</w:t>
-        <w:br/>
-        <w:t>2. Crumb and his two talented but troubled brothers grew up in working-class</w:t>
-        <w:br/>
-        <w:t>neighborhoods in Philadelphia and Delaware.</w:t>
-        <w:br/>
-        <w:t>3. The cartoonist scorns the animated movie that he believes ruined his</w:t>
-        <w:br/>
-        <w:t>horny, hustling alley cat, Fritz.</w:t>
-        <w:br/>
-        <w:t>4. Filmmaker Terry Zwigoff says he and Crumb hit it off partly because of</w:t>
-        <w:br/>
-        <w:t>their mutual anger and "disgust with modern America." (The Philadelphia</w:t>
-        <w:br/>
-        <w:t>Inquirer, VICKI VALERIO)</w:t>
+        <w:t>PHOTO, B/W</w:t>
       </w:r>
     </w:p>
     <w:sectPr>

--- a/example_articles/states/Washington/5.states_Washington_Other_publisher.docx
+++ b/example_articles/states/Washington/5.states_Washington_Other_publisher.docx
@@ -7,7 +7,7 @@
         <w:pStyle w:val="Heading1"/>
       </w:pPr>
       <w:r>
-        <w:t>Two people, different worlds</w:t>
+        <w:t>BIOGRAPHY OFFERS AN UNVARNISHED LOOK AT WRITER</w:t>
       </w:r>
     </w:p>
     <w:p>
@@ -17,17 +17,17 @@
     </w:p>
     <w:p>
       <w:r>
-        <w:t>Date: 2008-06-10</w:t>
+        <w:t>Date: 2009-12-30</w:t>
       </w:r>
     </w:p>
     <w:p>
       <w:r>
-        <w:t>Section: LIFE; Pg. 4D</w:t>
+        <w:t>Section: ARTS &amp; ENTERTAINMENT; BOOK REVIEW; Pg. D-1</w:t>
       </w:r>
     </w:p>
     <w:p>
       <w:r>
-        <w:t>Source file: Other publishers/Files (500) (11).DOCX</w:t>
+        <w:t>Source file: Other publishers/Files (500) (23).DOCX</w:t>
       </w:r>
     </w:p>
     <w:p>
@@ -49,37 +49,79 @@
     </w:p>
     <w:p>
       <w:r>
-        <w:t>The Other</w:t>
+        <w:t>"RAYMOND CARVER: A WRITER'S LIFE"</w:t>
         <w:br/>
-        <w:t>By David Guterson</w:t>
+        <w:t>By Carol Sklenicka.</w:t>
         <w:br/>
-        <w:t>Knopf, 256 pp., $24.95</w:t>
+        <w:t>Scribner ($35)</w:t>
         <w:br/>
-        <w:t>If nothing else, David Guterson has been an excellent promoter of his beloved Northwest. He is a Washington state boy through and through, setting his novels amid the beauty of the region, beginning with his best-selling Snow Falling on Cedars.</w:t>
+        <w:t>And did you get what</w:t>
         <w:br/>
-        <w:t>Now he's back with his newest novel, The Other, in which he once again shows off the Seattle area's assets, right down to where to get the best hamburger (Dick's). He also once again shows that he knows a few things about telling a good tale.</w:t>
+        <w:t>you wanted from this life, even so?</w:t>
         <w:br/>
-        <w:t>The Other is the story of two boys who become friends as teenagers, only to go in radically different directions as adults.</w:t>
+        <w:t>I did.</w:t>
         <w:br/>
-        <w:t>Neil Countryman, the narrator, is born into a working-class Irish family and takes the traditional route. Family man, English teacher. He even recites Robert Frost's The Road Not Taken at every graduation.</w:t>
+        <w:t>And what did you want?</w:t>
         <w:br/>
-        <w:t>Meanwhile, John William Barry, a trust-fund child from a fancy family in posh Laurelhurst on Lake Washington, drops out of college to live the life of a hermit in a remote valley of the Olympic Peninsula.</w:t>
+        <w:t>To call myself beloved, to feel myself</w:t>
         <w:br/>
-        <w:t>But the two men remain in touch. Countryman visits Barry's rustic abode (a cave) regularly, bringing him everything from Playboy magazines to M&amp;M's.</w:t>
+        <w:t>beloved on the earth.</w:t>
         <w:br/>
-        <w:t>Not that Barry is always grateful. He brands Countryman "a loyal citizen of the hamburger world."</w:t>
+        <w:t>So asked and answered Raymond Carver in "Late Fragment," a poem inscribed on his gravestone. The lines resonate. By the end of his life Carver had begun to feel a widespread acceptance, a love for his work and himself.</w:t>
         <w:br/>
-        <w:t>Barry also asks Countryman to keep his secret, to help him disappear from society, which leaves Countryman with an ethical dilemma: whether to tell Barry's family.</w:t>
+        <w:t>But it was a long time coming. And the man who was to become one of America's iconic short story writers traveled a long, alcohol-sodden, tumultuous and often mean road to become a beloved of contemporary literature, according to this definitive, page-turning biography.</w:t>
         <w:br/>
-        <w:t>Revelations follow, as do some interesting twists, including some very good news for Countryman, but maybe not soon enough.</w:t>
+        <w:t>Carver's influence on the American short story of the late 20th century cannot be disputed. When he died in 1988 at 50, he left a body of work, largely of short stories, that had critics calling him the American Chekhov or placing him alongside Ernest Hemingway.</w:t>
         <w:br/>
-        <w:t>The pace of The Other is slow.</w:t>
+        <w:t>Now, two decades later, Carol Sklenicka's splendid biography examines the writer's life and work as an integrated whole.</w:t>
         <w:br/>
-        <w:t>At times Countryman can sound much like a loquacious uncle who drones on and on the Thanksgiving table.</w:t>
+        <w:t>It is an admirable biography, meticulously researched, honestly observed, pulsing with details and masterfully written. Sklenicka, who at one time taught advanced writing and literature at Marquette University, is no slouch at critically appraising Carver's stories either, a skill that imparts additional dimension to her work.</w:t>
         <w:br/>
-        <w:t>But if you love Guterson's often meandering yet eloquent style, The Other will fill you up as much as a good burger.</w:t>
+        <w:t>"I have been a fan of Carver since I first read him in 1976, and then I got interested in the mid-1990s in writing a biography of him -- simply because I wanted to read one and couldn't find one," Sklenicka has said.</w:t>
         <w:br/>
-        <w:t xml:space="preserve">From Dick's, of course. </w:t>
+        <w:t>She began researching about 10 years ago, soon after she happened to visit Yakima, the so-called fruit bowl of Washington State where Carver grew up. She tracked down everyone who had known the Carvers, including men who had worked with the writer's father, a lumber mill worker.</w:t>
+        <w:br/>
+        <w:t>Carver wrote about the working-class people he knew, and Sklenicka makes clear that his own short life was his best inspiration. Everything from that life showed up in one way or another in his stories. For instance, when he married Maryann Burk, his high school sweetheart -- he was 19, she 17 -- details from their honeymoon in a Seattle hotel crept into his notebooks.</w:t>
+        <w:br/>
+        <w:t>"Taking something that had happened to him or someone he knew and turning it into a story allowed Carver to let his mind be bold and self-protective at the same time," Sklenicka writes. The overweight young Carver was shy and craved acceptance. It was a need he was unable to let go of until well into his successful writing career.</w:t>
+        <w:br/>
+        <w:t>She explores several influences on the writer, but three stand out:</w:t>
+        <w:br/>
+        <w:t>Carver's great love for and rocky relationship with Maryann, whom he mistreated and finally left 11 years before his death; the wholesale changes -- some approved by Carver, some not -- that his famous editor, Gordon Lish (the self-styled "Captain Fiction"), made to Carver's stories; and Carver's alcoholism.</w:t>
+        <w:br/>
+        <w:t>The picture that emerges is unforgiving: He's a drunken jerk. The picture of him as a writer forgives: He's single-mindedly in pursuit of his art, boozed up or otherwise.</w:t>
+        <w:br/>
+        <w:t>Maryann, herself a drinker, enabled Carver's drinking. A drunk and jealous Carver beat her, once banging her head hard against the pavement and another time severing an artery near her ear with a wine bottle.</w:t>
+        <w:br/>
+        <w:t>"The most difficult material was his alcoholism," Sklenicka acknowledged in a recent interview. "... It boggles the mind how someone who is said to be gentle can hit his wife over the head with a wine bottle. ... I had to understand the physiology of the disease. ... It's been well-known that American writers have been drinkers. But there's a lot of neuroscience that hasn't been applied to writers. I wanted to understand it."</w:t>
+        <w:br/>
+        <w:t>Despite the abuse, Maryann was fiercely loyal to Carver, believing in him as a writer. She worked several jobs, including waiting tables, to help support him and their two children. Carver also worked odd jobs off and on, but when his wife became a teacher at 30, he began to concentrate on writing.</w:t>
+        <w:br/>
+        <w:t>When his first collection of stories, "Will You Please Be Quiet, Please?," was published in 1976, he dedicated the book to Maryann, calling it "a fruit of their 19 married years."</w:t>
+        <w:br/>
+        <w:t>But Carver had affairs, one of them with Diane Cecily, whom he met in Montana while attending a workshop. Three years later, Cecily married his close friend, novelist and nonfiction writer Chuck Kinder, head of the creative writing program at the University of Pittsburgh.</w:t>
+        <w:br/>
+        <w:t>The Kinders later invited Sklenicka to stay at their Squirrel Hill home while she researched the biography.</w:t>
+        <w:br/>
+        <w:t>Eventually, Carver joined AA, became sober and left Maryann. Fourteen months later, in 1978, he began a relationship with poet Tess Gallagher, and they married in 1988, the year he died.</w:t>
+        <w:br/>
+        <w:t>Sklenicka also exhaustively documents various versions of Carver stories (housed in the Lilly Library at Indiana University) in an effort to show where Lish began and Carver ended. The wonderful title of Carver's third collection, the 1981 "What We Talk About When We Talk About Love," for example, was Lish's work.</w:t>
+        <w:br/>
+        <w:t>Theirs was a dramatic work relationship and as interesting as the dynamics between Carver and his first wife. Yet the waters are often murky. Lish would make changes, Carver would approve them and then Lish would again make changes to which Carver would object, sometimes weakly, before capitulating.</w:t>
+        <w:br/>
+        <w:t>Sklenicka had wonderful access to people who had known Carver, but she was unable to get to one of the closest companions of his later years -- Gallagher, Carver's widow and keeper of his work.</w:t>
+        <w:br/>
+        <w:t>She was able to find enough material about Gallagher through public records, including records of her battle against his children regarding their father's copyrights.</w:t>
+        <w:br/>
+        <w:t>In the end, Carver's importance -- his beloved status -- can be summed up with two points:</w:t>
+        <w:br/>
+        <w:t>He influenced other writers tremendously, and he was a literary writer who attracted lots of general readers.</w:t>
+        <w:br/>
+        <w:br/>
+        <w:t>Notes</w:t>
+        <w:br/>
+        <w:br/>
+        <w:t>Geeta Sharma Jensen is the former book editor of the Milwaukee Journal Sentinel./</w:t>
         <w:br/>
         <w:br/>
         <w:t>Graphic</w:t>
@@ -87,9 +129,7 @@
         <w:br/>
         <w:t xml:space="preserve"> </w:t>
         <w:br/>
-        <w:t>PHOTO, B/W, Alan Berner</w:t>
-        <w:br/>
-        <w:t>PHOTO, B/W</w:t>
+        <w:t>PHOTO: Carol Sklenicka -- Her biography of Raymond Carver is called well-researched.</w:t>
       </w:r>
     </w:p>
     <w:sectPr>

--- a/example_articles/states/Washington/5.states_Washington_Other_publisher.docx
+++ b/example_articles/states/Washington/5.states_Washington_Other_publisher.docx
@@ -7,7 +7,7 @@
         <w:pStyle w:val="Heading1"/>
       </w:pPr>
       <w:r>
-        <w:t>BIOGRAPHY OFFERS AN UNVARNISHED LOOK AT WRITER</w:t>
+        <w:t>Seattle eyes taller, denser affordable housing; But critics say plans will hurt character of city's neighborhoods.</w:t>
       </w:r>
     </w:p>
     <w:p>
@@ -17,17 +17,17 @@
     </w:p>
     <w:p>
       <w:r>
-        <w:t>Date: 2009-12-30</w:t>
+        <w:t>Date: 2018-02-17</w:t>
       </w:r>
     </w:p>
     <w:p>
       <w:r>
-        <w:t>Section: ARTS &amp; ENTERTAINMENT; BOOK REVIEW; Pg. D-1</w:t>
+        <w:t>Section: ; Pg. SPC6</w:t>
       </w:r>
     </w:p>
     <w:p>
       <w:r>
-        <w:t>Source file: Other publishers/Files (500) (23).DOCX</w:t>
+        <w:t>Source file: Other publishers/Files (500) (7).DOCX</w:t>
       </w:r>
     </w:p>
     <w:p>
@@ -49,87 +49,55 @@
     </w:p>
     <w:p>
       <w:r>
-        <w:t>"RAYMOND CARVER: A WRITER'S LIFE"</w:t>
+        <w:t>On his two-story Craftsman home's porch, Seattle resident Greg Flood talks about a proposal to allow houses to be built three to four stories high on his street, now dotted with bungalows and other Craftsman homes.</w:t>
         <w:br/>
-        <w:t>By Carol Sklenicka.</w:t>
+        <w:t>SEATTLE - Seattle's booming tech industry has brought a massive influx of new residents with big wallets to the city. But an ensuing housing crunch has led to skyrocketing rents and home prices that have strained middle- and working-class families and deepened the city's homelessness crisis.</w:t>
         <w:br/>
-        <w:t>Scribner ($35)</w:t>
+        <w:t>To keep construction humming and help people of all incomes stay, city officials have come up with what's dubbed the "grand bargain": Let developers build taller and denser in core areas across the city and require them to either include units that working-class people can afford, or pay for projects to be built elsewhere.</w:t>
         <w:br/>
-        <w:t>And did you get what</w:t>
+        <w:t>Backlash was swift from those worried increased heights and density will change the character of single-family neighborhoods that dominate this picturesque Northwest city.</w:t>
         <w:br/>
-        <w:t>you wanted from this life, even so?</w:t>
+        <w:t>But equally vocal groups have formed to back the city's mandatory housing affordability plan, which aims to create 6,200 new affordable units over 20 years for those making 60 percent of area median income.</w:t>
         <w:br/>
-        <w:t>I did.</w:t>
+        <w:t>More growth and housing choices mean teachers, firefighters and other laborers can remain in Seattle alongside wealthy tech workers, supporters say.</w:t>
         <w:br/>
-        <w:t>And what did you want?</w:t>
+        <w:t>As the city has grown, "there's a real sense of some folks winning and some folks losing as part of that growth," said Seattle Councilmember Rob Johnson, an urban planner who is sponsoring the housing proposal. The first of several public hearings is set for Monday night.</w:t>
         <w:br/>
-        <w:t>To call myself beloved, to feel myself</w:t>
+        <w:t>"If we make no changes to zoning, those buildings will be built, and they will be built without affordable housing components to them," he added.</w:t>
         <w:br/>
-        <w:t>beloved on the earth.</w:t>
+        <w:t>Cities such as San Francisco, New York and Washington, D.C., have policies that require development to include affordable units. Philadelphia is among those weighing similar mandates.</w:t>
         <w:br/>
-        <w:t>So asked and answered Raymond Carver in "Late Fragment," a poem inscribed on his gravestone. The lines resonate. By the end of his life Carver had begun to feel a widespread acceptance, a love for his work and himself.</w:t>
+        <w:t>Friction over growth is playing out in other cities grappling with housing shortages. In Portland, Oregon, the city's plan to accommodate growth partly by allowing taller buildings downtown has stirred opposition. In California, a controversy is brewing over a state bill that eases building restrictions around transit hubs and corridors and end parking requirements.</w:t>
         <w:br/>
-        <w:t>But it was a long time coming. And the man who was to become one of America's iconic short story writers traveled a long, alcohol-sodden, tumultuous and often mean road to become a beloved of contemporary literature, according to this definitive, page-turning biography.</w:t>
+        <w:t>In Seattle - a city of about 714,000 bordered largely by water - growth has been explosive. Fueled by Amazon and other tech giants, Seattle added nearly 75,000 jobs between 2012 and 2016, and 87,000 people in the past five years.</w:t>
         <w:br/>
-        <w:t>Carver's influence on the American short story of the late 20th century cannot be disputed. When he died in 1988 at 50, he left a body of work, largely of short stories, that had critics calling him the American Chekhov or placing him alongside Ernest Hemingway.</w:t>
+        <w:t>The city subsidizes housing for the poorest, and the market is expanding for top income brackets. But little has been done for those in the middle who already spend too much of their wages on rent, Johnson said.</w:t>
         <w:br/>
-        <w:t>Now, two decades later, Carol Sklenicka's splendid biography examines the writer's life and work as an integrated whole.</w:t>
+        <w:t>Seattle's median home price has skyrocketed to $757,000 - the highest ever, according to the Northwest Multiple Listing Service. Average rent for a one-bedroom apartment has increased 35 percent over five years but recently started to dip.</w:t>
         <w:br/>
-        <w:t>It is an admirable biography, meticulously researched, honestly observed, pulsing with details and masterfully written. Sklenicka, who at one time taught advanced writing and literature at Marquette University, is no slouch at critically appraising Carver's stories either, a skill that imparts additional dimension to her work.</w:t>
+        <w:t>The changes have led to angst and soul-searching.</w:t>
         <w:br/>
-        <w:t>"I have been a fan of Carver since I first read him in 1976, and then I got interested in the mid-1990s in writing a biography of him -- simply because I wanted to read one and couldn't find one," Sklenicka has said.</w:t>
+        <w:t>"It's forcing us to have a hard, divisive conversation about what we want to be as a city," Councilmember Mike O'Brien said.</w:t>
         <w:br/>
-        <w:t>She began researching about 10 years ago, soon after she happened to visit Yakima, the so-called fruit bowl of Washington State where Carver grew up. She tracked down everyone who had known the Carvers, including men who had worked with the writer's father, a lumber mill worker.</w:t>
+        <w:t>Critics say the plan gives away too much to developers and isn't the best way to add affordable housing. They also say it will lead to older and theoretically cheaper apartments and homes being torn down.</w:t>
         <w:br/>
-        <w:t>Carver wrote about the working-class people he knew, and Sklenicka makes clear that his own short life was his best inspiration. Everything from that life showed up in one way or another in his stories. For instance, when he married Maryann Burk, his high school sweetheart -- he was 19, she 17 -- details from their honeymoon in a Seattle hotel crept into his notebooks.</w:t>
+        <w:t>A coalition of groups is challenging the city's environmental review of the plan, saying it didn't adequately consider issues such as the impacts to schools, traffic, parking and trees.</w:t>
         <w:br/>
-        <w:t>"Taking something that had happened to him or someone he knew and turning it into a story allowed Carver to let his mind be bold and self-protective at the same time," Sklenicka writes. The overweight young Carver was shy and craved acceptance. It was a need he was unable to let go of until well into his successful writing career.</w:t>
+        <w:t>"It's being sold that we have to change the zoning in order to accommodate the growth. Are the zoning changes the best way to get affordable housing?" said Susanna Lin with Seattle Fair Growth, a neighborhood group opposed to the plan. "You increase the rate of displacement. You lose the historical character, and communities are uprooted."</w:t>
         <w:br/>
-        <w:t>She explores several influences on the writer, but three stand out:</w:t>
+        <w:t>Supporters say more housing closer to transit, schools and services would limit sprawl and accommodate surging demand. Options beyond pricey single-family homes - such as duplexes, cottages, tiny apartments and high-rises - would allow those with more modest incomes to live in desirable neighborhoods. Existing homes are already being torn down and replaced by expensive McMansions, they said.</w:t>
         <w:br/>
-        <w:t>Carver's great love for and rocky relationship with Maryann, whom he mistreated and finally left 11 years before his death; the wholesale changes -- some approved by Carver, some not -- that his famous editor, Gordon Lish (the self-styled "Captain Fiction"), made to Carver's stories; and Carver's alcoholism.</w:t>
+        <w:t>"People are afraid of the unknown, but they won't see as much change as they're afraid of," said Jay Lazerwitz, an architect who has lived in Seattle for 33 years and supports the plan. "We're not losing huge swaths of single-family homes."</w:t>
         <w:br/>
-        <w:t>The picture that emerges is unforgiving: He's a drunken jerk. The picture of him as a writer forgives: He's single-mindedly in pursuit of his art, boozed up or otherwise.</w:t>
+        <w:t>From his two-story Craftsman home, Greg Flood points down the street to where a yellow crane looms above a construction site of a 40-foot apartment complex in the Wallingford neighborhood just minutes from downtown.</w:t>
         <w:br/>
-        <w:t>Maryann, herself a drinker, enabled Carver's drinking. A drunk and jealous Carver beat her, once banging her head hard against the pavement and another time severing an artery near her ear with a wine bottle.</w:t>
+        <w:t>Buildings three to four stories high would be allowed on his street, now dotted with bungalows and stately Craftsman homes.</w:t>
         <w:br/>
-        <w:t>"The most difficult material was his alcoholism," Sklenicka acknowledged in a recent interview. "... It boggles the mind how someone who is said to be gentle can hit his wife over the head with a wine bottle. ... I had to understand the physiology of the disease. ... It's been well-known that American writers have been drinkers. But there's a lot of neuroscience that hasn't been applied to writers. I wanted to understand it."</w:t>
+        <w:t>"You can add density without adverse impacts to parking, light, gardens, yard space," said Flood, who noted there are areas in the city already zoned for denser buildings. The proposal would allow multiunit apartments next to a smaller single-family home, creating a disparity in size and scale, he said.</w:t>
         <w:br/>
-        <w:t>Despite the abuse, Maryann was fiercely loyal to Carver, believing in him as a writer. She worked several jobs, including waiting tables, to help support him and their two children. Carver also worked odd jobs off and on, but when his wife became a teacher at 30, he began to concentrate on writing.</w:t>
+        <w:t>Several blocks north, Bryan Kirschner welcomes the changes as a way to add economic diversity. He said single-family zoning historically has excluded certain people from many parts of the city.</w:t>
         <w:br/>
-        <w:t>When his first collection of stories, "Will You Please Be Quiet, Please?," was published in 1976, he dedicated the book to Maryann, calling it "a fruit of their 19 married years."</w:t>
-        <w:br/>
-        <w:t>But Carver had affairs, one of them with Diane Cecily, whom he met in Montana while attending a workshop. Three years later, Cecily married his close friend, novelist and nonfiction writer Chuck Kinder, head of the creative writing program at the University of Pittsburgh.</w:t>
-        <w:br/>
-        <w:t>The Kinders later invited Sklenicka to stay at their Squirrel Hill home while she researched the biography.</w:t>
-        <w:br/>
-        <w:t>Eventually, Carver joined AA, became sober and left Maryann. Fourteen months later, in 1978, he began a relationship with poet Tess Gallagher, and they married in 1988, the year he died.</w:t>
-        <w:br/>
-        <w:t>Sklenicka also exhaustively documents various versions of Carver stories (housed in the Lilly Library at Indiana University) in an effort to show where Lish began and Carver ended. The wonderful title of Carver's third collection, the 1981 "What We Talk About When We Talk About Love," for example, was Lish's work.</w:t>
-        <w:br/>
-        <w:t>Theirs was a dramatic work relationship and as interesting as the dynamics between Carver and his first wife. Yet the waters are often murky. Lish would make changes, Carver would approve them and then Lish would again make changes to which Carver would object, sometimes weakly, before capitulating.</w:t>
-        <w:br/>
-        <w:t>Sklenicka had wonderful access to people who had known Carver, but she was unable to get to one of the closest companions of his later years -- Gallagher, Carver's widow and keeper of his work.</w:t>
-        <w:br/>
-        <w:t>She was able to find enough material about Gallagher through public records, including records of her battle against his children regarding their father's copyrights.</w:t>
-        <w:br/>
-        <w:t>In the end, Carver's importance -- his beloved status -- can be summed up with two points:</w:t>
-        <w:br/>
-        <w:t>He influenced other writers tremendously, and he was a literary writer who attracted lots of general readers.</w:t>
-        <w:br/>
-        <w:br/>
-        <w:t>Notes</w:t>
-        <w:br/>
-        <w:br/>
-        <w:t>Geeta Sharma Jensen is the former book editor of the Milwaukee Journal Sentinel./</w:t>
-        <w:br/>
-        <w:br/>
-        <w:t>Graphic</w:t>
-        <w:br/>
-        <w:br/>
-        <w:t xml:space="preserve"> </w:t>
-        <w:br/>
-        <w:t>PHOTO: Carol Sklenicka -- Her biography of Raymond Carver is called well-researched.</w:t>
+        <w:t>"We're all better off if people of different ages, income, backgrounds and ethnicities live together in mixed neighborhood," said the 46-year-old who works at Google.</w:t>
       </w:r>
     </w:p>
     <w:sectPr>
